--- a/public/legal-docs/AFOSI-Terms-of-Service.docx
+++ b/public/legal-docs/AFOSI-Terms-of-Service.docx
@@ -343,7 +343,7 @@
           <w:color w:val="5A5346"/>
           <w:sz w:val="21"/>
         </w:rPr>
-        <w:t>The Site links to independently operated platforms we build or support, including Kenya Youth Climate Hub, Afosi Hub, and Kiongozi ya Vijana, as well as to third-party sites such as our social media pages and payment processors. We do not control these third-party sites and are not responsible for their content, policies, or practices. Use of those platforms is governed by their own terms.</w:t>
+        <w:t>The Site links to independently operated platforms we build or support, including Kenya Youth Climate Hub, Afosi Hub, and Sheria ya Vijana, as well as to third-party sites such as our social media pages and payment processors. We do not control these third-party sites and are not responsible for their content, policies, or practices. Use of those platforms is governed by their own terms.</w:t>
       </w:r>
     </w:p>
     <w:p>
